--- a/bupt-thesis-helper/assets/论文封面+诚信声明.docx
+++ b/bupt-thesis-helper/assets/论文封面+诚信声明.docx
@@ -19,7 +19,7 @@
           <w:noProof/>
         </w:rPr>
         <w:drawing>
-          <wp:inline distT="0" distB="0" distL="114300" distR="114300" wp14:anchorId="5C890A10" wp14:editId="1053F4B0">
+          <wp:inline distT="0" distB="0" distL="114300" distR="114300" wp14:anchorId="2F2CB798" wp14:editId="618C1730">
             <wp:extent cx="3395980" cy="1089660"/>
             <wp:effectExtent l="0" t="0" r="0" b="0"/>
             <wp:docPr id="8" name="图片 4" descr="校名"/>
@@ -291,7 +291,7 @@
           <w:szCs w:val="24"/>
         </w:rPr>
         <w:drawing>
-          <wp:inline distT="0" distB="0" distL="114300" distR="114300" wp14:anchorId="7FDEB47D" wp14:editId="1DBF143A">
+          <wp:inline distT="0" distB="0" distL="114300" distR="114300" wp14:anchorId="56626587" wp14:editId="17DDC4C3">
             <wp:extent cx="1270635" cy="1270635"/>
             <wp:effectExtent l="0" t="0" r="635" b="635"/>
             <wp:docPr id="1" name="图片 1" descr="510982ad11313f60a5bf288d23e64aa"/>
@@ -350,7 +350,7 @@
         <w:spacing w:line="240" w:lineRule="auto"/>
         <w:ind w:firstLineChars="400" w:firstLine="1285"/>
         <w:rPr>
-          <w:rFonts w:ascii="黑体" w:eastAsia="黑体" w:hAnsi="Times New Roman" w:cs="Times New Roman"/>
+          <w:rFonts w:ascii="黑体" w:eastAsia="黑体" w:hAnsi="黑体" w:cs="Times New Roman"/>
           <w:b/>
           <w:sz w:val="32"/>
           <w:szCs w:val="21"/>
@@ -359,22 +359,71 @@
       </w:pPr>
       <w:r>
         <w:rPr>
-          <w:rFonts w:ascii="黑体" w:eastAsia="黑体" w:hAnsi="Times New Roman" w:cs="Times New Roman" w:hint="eastAsia"/>
+          <w:rFonts w:ascii="Times New Roman" w:eastAsia="黑体" w:hAnsi="Times New Roman" w:cs="Times New Roman" w:hint="eastAsia"/>
           <w:b/>
           <w:sz w:val="32"/>
           <w:szCs w:val="21"/>
         </w:rPr>
-        <w:t xml:space="preserve">题目: </w:t>
-      </w:r>
-      <w:r>
-        <w:rPr>
-          <w:rFonts w:ascii="黑体" w:eastAsia="黑体" w:hAnsi="Times New Roman" w:cs="Times New Roman"/>
+        <w:t>题目</w:t>
+      </w:r>
+      <w:r>
+        <w:rPr>
+          <w:rFonts w:ascii="Times New Roman" w:eastAsia="黑体" w:hAnsi="Times New Roman" w:cs="Times New Roman" w:hint="eastAsia"/>
+          <w:b/>
+          <w:sz w:val="32"/>
+          <w:szCs w:val="21"/>
+        </w:rPr>
+        <w:t xml:space="preserve">: </w:t>
+      </w:r>
+      <w:r>
+        <w:rPr>
+          <w:rFonts w:ascii="黑体" w:eastAsia="黑体" w:hAnsi="黑体" w:cs="Times New Roman"/>
           <w:b/>
           <w:sz w:val="32"/>
           <w:szCs w:val="21"/>
           <w:u w:val="single"/>
         </w:rPr>
-        <w:t xml:space="preserve">                                    </w:t>
+        <w:t xml:space="preserve"> </w:t>
+      </w:r>
+      <w:r>
+        <w:rPr>
+          <w:rFonts w:ascii="黑体" w:eastAsia="黑体" w:hAnsi="黑体" w:cs="Times New Roman" w:hint="eastAsia"/>
+          <w:b/>
+          <w:sz w:val="32"/>
+          <w:szCs w:val="21"/>
+          <w:u w:val="single"/>
+        </w:rPr>
+        <w:t xml:space="preserve">      </w:t>
+      </w:r>
+      <w:r>
+        <w:rPr>
+          <w:rFonts w:ascii="黑体" w:eastAsia="黑体" w:hAnsi="黑体" w:cs="Times New Roman" w:hint="eastAsia"/>
+          <w:b/>
+          <w:sz w:val="32"/>
+          <w:szCs w:val="21"/>
+          <w:u w:val="single"/>
+        </w:rPr>
+        <w:t xml:space="preserve">               </w:t>
+      </w:r>
+      <w:r>
+        <w:rPr>
+          <w:rFonts w:ascii="黑体" w:eastAsia="黑体" w:hAnsi="黑体" w:cs="Times New Roman" w:hint="eastAsia"/>
+          <w:b/>
+          <w:sz w:val="32"/>
+          <w:szCs w:val="21"/>
+          <w:u w:val="single"/>
+        </w:rPr>
+        <w:t xml:space="preserve">                                                   </w:t>
+      </w:r>
+      <w:r>
+        <w:rPr>
+          <w:rFonts w:ascii="黑体" w:eastAsia="黑体" w:hAnsi="黑体" w:cs="Times New Roman"/>
+          <w:b/>
+          <w:sz w:val="32"/>
+          <w:szCs w:val="21"/>
+          <w:u w:val="single"/>
+        </w:rPr>
+        <w:t xml:space="preserve"> </w:t>
       </w:r>
     </w:p>
     <w:p>
@@ -382,7 +431,7 @@
         <w:adjustRightInd w:val="0"/>
         <w:snapToGrid w:val="0"/>
         <w:spacing w:line="240" w:lineRule="auto"/>
-        <w:ind w:firstLineChars="400" w:firstLine="1285"/>
+        <w:ind w:firstLineChars="0" w:firstLine="0"/>
         <w:rPr>
           <w:rFonts w:ascii="黑体" w:eastAsia="黑体" w:hAnsi="Times New Roman" w:cs="Times New Roman"/>
           <w:b/>
@@ -411,7 +460,7 @@
         <w:adjustRightInd w:val="0"/>
         <w:snapToGrid w:val="0"/>
         <w:spacing w:line="360" w:lineRule="auto"/>
-        <w:ind w:firstLineChars="894" w:firstLine="2872"/>
+        <w:ind w:firstLineChars="600" w:firstLine="1928"/>
         <w:rPr>
           <w:rFonts w:cs="宋体"/>
           <w:b/>
@@ -440,7 +489,7 @@
           <w:szCs w:val="32"/>
           <w:u w:val="single"/>
         </w:rPr>
-        <w:t xml:space="preserve">                  </w:t>
+        <w:t xml:space="preserve">                              </w:t>
       </w:r>
     </w:p>
     <w:p>
@@ -448,7 +497,7 @@
         <w:adjustRightInd w:val="0"/>
         <w:snapToGrid w:val="0"/>
         <w:spacing w:line="360" w:lineRule="auto"/>
-        <w:ind w:firstLineChars="894" w:firstLine="2872"/>
+        <w:ind w:firstLineChars="600" w:firstLine="1928"/>
         <w:rPr>
           <w:rFonts w:cs="宋体"/>
           <w:b/>
@@ -457,6 +506,7 @@
           <w:szCs w:val="32"/>
         </w:rPr>
       </w:pPr>
+      <w:bookmarkStart w:id="1" w:name="OLE_LINK1"/>
       <w:r>
         <w:rPr>
           <w:rFonts w:cs="宋体" w:hint="eastAsia"/>
@@ -476,15 +526,16 @@
           <w:szCs w:val="32"/>
           <w:u w:val="single"/>
         </w:rPr>
-        <w:t xml:space="preserve">                  </w:t>
-      </w:r>
-    </w:p>
+        <w:t xml:space="preserve">                              </w:t>
+      </w:r>
+    </w:p>
+    <w:bookmarkEnd w:id="1"/>
     <w:p>
       <w:pPr>
         <w:adjustRightInd w:val="0"/>
         <w:snapToGrid w:val="0"/>
         <w:spacing w:line="360" w:lineRule="auto"/>
-        <w:ind w:firstLineChars="894" w:firstLine="2872"/>
+        <w:ind w:firstLineChars="600" w:firstLine="1928"/>
         <w:rPr>
           <w:rFonts w:cs="宋体"/>
           <w:b/>
@@ -512,7 +563,7 @@
           <w:szCs w:val="32"/>
           <w:u w:val="single"/>
         </w:rPr>
-        <w:t xml:space="preserve">                  </w:t>
+        <w:t xml:space="preserve">                              </w:t>
       </w:r>
     </w:p>
     <w:p>
@@ -520,7 +571,7 @@
         <w:adjustRightInd w:val="0"/>
         <w:snapToGrid w:val="0"/>
         <w:spacing w:line="360" w:lineRule="auto"/>
-        <w:ind w:firstLineChars="894" w:firstLine="2872"/>
+        <w:ind w:firstLineChars="600" w:firstLine="1928"/>
         <w:rPr>
           <w:rFonts w:cs="宋体"/>
           <w:b/>
@@ -549,7 +600,7 @@
           <w:szCs w:val="32"/>
           <w:u w:val="single"/>
         </w:rPr>
-        <w:t xml:space="preserve">                  </w:t>
+        <w:t xml:space="preserve">                              </w:t>
       </w:r>
     </w:p>
     <w:p>
@@ -557,7 +608,7 @@
         <w:adjustRightInd w:val="0"/>
         <w:snapToGrid w:val="0"/>
         <w:spacing w:line="360" w:lineRule="auto"/>
-        <w:ind w:firstLineChars="894" w:firstLine="2872"/>
+        <w:ind w:firstLineChars="600" w:firstLine="1928"/>
         <w:rPr>
           <w:rFonts w:cs="宋体"/>
           <w:b/>
@@ -585,7 +636,7 @@
           <w:szCs w:val="32"/>
           <w:u w:val="single"/>
         </w:rPr>
-        <w:t xml:space="preserve">                  </w:t>
+        <w:t xml:space="preserve">                              </w:t>
       </w:r>
     </w:p>
     <w:p>
@@ -593,7 +644,7 @@
         <w:adjustRightInd w:val="0"/>
         <w:snapToGrid w:val="0"/>
         <w:spacing w:line="360" w:lineRule="auto"/>
-        <w:ind w:firstLineChars="894" w:firstLine="2872"/>
+        <w:ind w:firstLineChars="600" w:firstLine="1928"/>
         <w:rPr>
           <w:rFonts w:cs="宋体"/>
           <w:b/>
@@ -622,7 +673,7 @@
           <w:szCs w:val="32"/>
           <w:u w:val="single"/>
         </w:rPr>
-        <w:t xml:space="preserve">                  </w:t>
+        <w:t xml:space="preserve">                              </w:t>
       </w:r>
     </w:p>
     <w:p>
@@ -660,7 +711,7 @@
           <w:sz w:val="32"/>
           <w:szCs w:val="32"/>
         </w:rPr>
-        <w:t xml:space="preserve"> 年</w:t>
+        <w:t xml:space="preserve">  年</w:t>
       </w:r>
       <w:r>
         <w:rPr>
@@ -669,7 +720,7 @@
           <w:sz w:val="32"/>
           <w:szCs w:val="32"/>
         </w:rPr>
-        <w:t xml:space="preserve">  </w:t>
+        <w:t xml:space="preserve"> </w:t>
       </w:r>
       <w:r>
         <w:rPr>
@@ -679,7 +730,7 @@
           <w:sz w:val="32"/>
           <w:szCs w:val="32"/>
         </w:rPr>
-        <w:t xml:space="preserve">  月</w:t>
+        <w:t xml:space="preserve"> 月</w:t>
       </w:r>
       <w:r>
         <w:rPr>
@@ -858,49 +909,7 @@
           <w:rFonts w:ascii="Times New Roman" w:hAnsi="Times New Roman" w:cs="Times New Roman" w:hint="eastAsia"/>
           <w:szCs w:val="20"/>
         </w:rPr>
-        <w:t>本人声明所呈交的毕业设计（论文），题目《</w:t>
-      </w:r>
-      <w:r>
-        <w:rPr>
-          <w:rFonts w:ascii="Times New Roman" w:hAnsi="Times New Roman" w:cs="Times New Roman" w:hint="eastAsia"/>
-          <w:szCs w:val="20"/>
-        </w:rPr>
-        <w:t xml:space="preserve">  </w:t>
-      </w:r>
-      <w:r>
-        <w:rPr>
-          <w:rFonts w:ascii="Times New Roman" w:hAnsi="Times New Roman" w:cs="Times New Roman"/>
-          <w:szCs w:val="20"/>
-        </w:rPr>
-        <w:t xml:space="preserve"> </w:t>
-      </w:r>
-      <w:r>
-        <w:rPr>
-          <w:rFonts w:ascii="Times New Roman" w:hAnsi="Times New Roman" w:cs="Times New Roman" w:hint="eastAsia"/>
-          <w:szCs w:val="20"/>
-        </w:rPr>
-        <w:t xml:space="preserve">                   </w:t>
-      </w:r>
-      <w:r>
-        <w:rPr>
-          <w:rFonts w:ascii="Times New Roman" w:hAnsi="Times New Roman" w:cs="Times New Roman"/>
-          <w:szCs w:val="20"/>
-        </w:rPr>
-        <w:t xml:space="preserve">  </w:t>
-      </w:r>
-      <w:r>
-        <w:rPr>
-          <w:rFonts w:ascii="Times New Roman" w:hAnsi="Times New Roman" w:cs="Times New Roman" w:hint="eastAsia"/>
-          <w:szCs w:val="20"/>
-        </w:rPr>
-        <w:t xml:space="preserve">       </w:t>
-      </w:r>
-      <w:r>
-        <w:rPr>
-          <w:rFonts w:ascii="Times New Roman" w:hAnsi="Times New Roman" w:cs="Times New Roman" w:hint="eastAsia"/>
-          <w:szCs w:val="20"/>
-        </w:rPr>
-        <w:t>》是本人在指导教师的指导下，独立进行研究工作所取得的成果。尽我所知，除了文中特别加以标注和致谢中所罗列的内容以外，论文中不包含其他人已经发表或撰写过的研究成果，也不包含为获得北京邮电大学或其他教育机构的学位或证书而使用过的材料。</w:t>
+        <w:t>本人声明所呈交的毕业设计（论文），题目《》是本人在指导教师的指导下，独立进行研究工作所取得的成果。尽我所知，除了文中特别加以标注和致谢中所罗列的内容以外，论文中不包含其他人已经发表或撰写过的研究成果，也不包含为获得北京邮电大学或其他教育机构的学位或证书而使用过的材料。</w:t>
       </w:r>
     </w:p>
     <w:p>
@@ -1245,7 +1254,7 @@
         <w:spacing w:line="360" w:lineRule="auto"/>
         <w:ind w:firstLineChars="0" w:firstLine="0"/>
         <w:rPr>
-          <w:rFonts w:eastAsia="黑体" w:hint="eastAsia"/>
+          <w:rFonts w:eastAsia="黑体"/>
           <w:sz w:val="52"/>
         </w:rPr>
       </w:pPr>
@@ -2106,6 +2115,7 @@
         <w:ilvl w:val="1"/>
       </w:numPr>
       <w:spacing w:after="160" w:line="278" w:lineRule="auto"/>
+      <w:ind w:firstLineChars="200" w:firstLine="200"/>
       <w:jc w:val="center"/>
     </w:pPr>
     <w:rPr>
